--- a/document-merge-service/kt_so/templatefiles/gesuchsformular-oeffentliche-planauflage.docx
+++ b/document-merge-service/kt_so/templatefiles/gesuchsformular-oeffentliche-planauflage.docx
@@ -39,7 +39,6 @@
                 <w:b/>
               </w:rPr>
             </w:pPr>
-            <w:proofErr w:type="gramStart"/>
             <w:r>
               <w:rPr>
                 <w:b/>
@@ -50,14 +49,7 @@
               <w:rPr>
                 <w:b/>
               </w:rPr>
-              <w:t>LEITBEHOERDE</w:t>
-            </w:r>
-            <w:proofErr w:type="gramEnd"/>
-            <w:r>
-              <w:rPr>
-                <w:b/>
-              </w:rPr>
-              <w:t xml:space="preserve">_NAME </w:t>
+              <w:t xml:space="preserve">LEITBEHOERDE_NAME </w:t>
             </w:r>
             <w:r>
               <w:rPr>
@@ -110,7 +102,6 @@
                 <w:szCs w:val="18"/>
               </w:rPr>
             </w:pPr>
-            <w:proofErr w:type="gramStart"/>
             <w:r>
               <w:rPr>
                 <w:sz w:val="18"/>
@@ -125,7 +116,6 @@
               </w:rPr>
               <w:t>LEITBEHOERDE</w:t>
             </w:r>
-            <w:proofErr w:type="gramEnd"/>
             <w:r>
               <w:rPr>
                 <w:sz w:val="18"/>
@@ -138,7 +128,6 @@
             <w:pPr>
               <w:pStyle w:val="Platzhalter"/>
             </w:pPr>
-            <w:proofErr w:type="gramStart"/>
             <w:r>
               <w:rPr>
                 <w:sz w:val="18"/>
@@ -153,7 +142,6 @@
               </w:rPr>
               <w:t>LEITBEHOERDE</w:t>
             </w:r>
-            <w:proofErr w:type="gramEnd"/>
             <w:r>
               <w:rPr>
                 <w:sz w:val="18"/>
@@ -196,7 +184,6 @@
       <w:r>
         <w:t xml:space="preserve"> </w:t>
       </w:r>
-      <w:proofErr w:type="gramStart"/>
       <w:r>
         <w:rPr>
           <w:rStyle w:val="PlatzhalterZchn"/>
@@ -204,17 +191,7 @@
           <w:sz w:val="36"/>
           <w:szCs w:val="36"/>
         </w:rPr>
-        <w:t>{{ DOSSIER</w:t>
-      </w:r>
-      <w:proofErr w:type="gramEnd"/>
-      <w:r>
-        <w:rPr>
-          <w:rStyle w:val="PlatzhalterZchn"/>
-          <w:rFonts w:eastAsiaTheme="majorEastAsia"/>
-          <w:sz w:val="36"/>
-          <w:szCs w:val="36"/>
-        </w:rPr>
-        <w:t>_NUMMER }}</w:t>
+        <w:t>{{ DOSSIER_NUMMER }}</w:t>
       </w:r>
     </w:p>
     <w:tbl>
@@ -275,13 +252,8 @@
             <w:pPr>
               <w:pStyle w:val="Platzhalter"/>
             </w:pPr>
-            <w:proofErr w:type="gramStart"/>
-            <w:r>
-              <w:t>{{ DOSSIER</w:t>
-            </w:r>
-            <w:proofErr w:type="gramEnd"/>
-            <w:r>
-              <w:t>_NUMMER }}</w:t>
+            <w:r>
+              <w:t>{{ DOSSIER_NUMMER }}</w:t>
             </w:r>
           </w:p>
         </w:tc>
@@ -334,27 +306,7 @@
                 <w:sz w:val="18"/>
                 <w:szCs w:val="18"/>
               </w:rPr>
-              <w:t xml:space="preserve">{%p </w:t>
-            </w:r>
-            <w:proofErr w:type="spellStart"/>
-            <w:r>
-              <w:rPr>
-                <w:rFonts w:ascii="Consolas" w:hAnsi="Consolas" w:cs="Arial"/>
-                <w:color w:val="00B050"/>
-                <w:sz w:val="18"/>
-                <w:szCs w:val="18"/>
-              </w:rPr>
-              <w:t>for</w:t>
-            </w:r>
-            <w:proofErr w:type="spellEnd"/>
-            <w:r>
-              <w:rPr>
-                <w:rFonts w:ascii="Consolas" w:hAnsi="Consolas" w:cs="Arial"/>
-                <w:color w:val="00B050"/>
-                <w:sz w:val="18"/>
-                <w:szCs w:val="18"/>
-              </w:rPr>
-              <w:t xml:space="preserve"> G in ALLE_GESUCHSTELLER_LISTE %}</w:t>
+              <w:t>{%p for G in ALLE_GESUCHSTELLER_LISTE %}</w:t>
             </w:r>
           </w:p>
           <w:p>
@@ -392,47 +344,7 @@
                 <w:sz w:val="18"/>
                 <w:szCs w:val="18"/>
               </w:rPr>
-              <w:t xml:space="preserve"> </w:t>
-            </w:r>
-            <w:proofErr w:type="spellStart"/>
-            <w:r>
-              <w:rPr>
-                <w:rFonts w:ascii="Consolas" w:hAnsi="Consolas" w:cs="Arial"/>
-                <w:color w:val="00B050"/>
-                <w:sz w:val="18"/>
-                <w:szCs w:val="18"/>
-              </w:rPr>
-              <w:t>if</w:t>
-            </w:r>
-            <w:proofErr w:type="spellEnd"/>
-            <w:r>
-              <w:rPr>
-                <w:rFonts w:ascii="Consolas" w:hAnsi="Consolas" w:cs="Arial"/>
-                <w:color w:val="00B050"/>
-                <w:sz w:val="18"/>
-                <w:szCs w:val="18"/>
-              </w:rPr>
-              <w:t xml:space="preserve"> </w:t>
-            </w:r>
-            <w:proofErr w:type="spellStart"/>
-            <w:r>
-              <w:rPr>
-                <w:rFonts w:ascii="Consolas" w:hAnsi="Consolas" w:cs="Arial"/>
-                <w:color w:val="00B050"/>
-                <w:sz w:val="18"/>
-                <w:szCs w:val="18"/>
-              </w:rPr>
-              <w:t>ALLE_GESUCHSTELLER_LISTE|length</w:t>
-            </w:r>
-            <w:proofErr w:type="spellEnd"/>
-            <w:r>
-              <w:rPr>
-                <w:rFonts w:ascii="Consolas" w:hAnsi="Consolas" w:cs="Arial"/>
-                <w:color w:val="00B050"/>
-                <w:sz w:val="18"/>
-                <w:szCs w:val="18"/>
-              </w:rPr>
-              <w:t xml:space="preserve"> &gt; 1 %}</w:t>
+              <w:t xml:space="preserve"> if ALLE_GESUCHSTELLER_LISTE|length &gt; 1 %}</w:t>
             </w:r>
           </w:p>
           <w:p>
@@ -449,19 +361,11 @@
                 <w:szCs w:val="22"/>
               </w:rPr>
             </w:pPr>
-            <w:proofErr w:type="gramStart"/>
             <w:r>
               <w:rPr>
                 <w:rStyle w:val="PlatzhalterZchn"/>
               </w:rPr>
-              <w:t>{{ G.NAME</w:t>
-            </w:r>
-            <w:proofErr w:type="gramEnd"/>
-            <w:r>
-              <w:rPr>
-                <w:rStyle w:val="PlatzhalterZchn"/>
-              </w:rPr>
-              <w:t xml:space="preserve"> }}</w:t>
+              <w:t>{{ G.NAME }}</w:t>
             </w:r>
             <w:r>
               <w:t xml:space="preserve">, </w:t>
@@ -490,27 +394,7 @@
                 <w:sz w:val="18"/>
                 <w:szCs w:val="18"/>
               </w:rPr>
-              <w:t xml:space="preserve">{%p </w:t>
-            </w:r>
-            <w:proofErr w:type="spellStart"/>
-            <w:r>
-              <w:rPr>
-                <w:rFonts w:ascii="Consolas" w:hAnsi="Consolas" w:cs="Arial"/>
-                <w:color w:val="00B050"/>
-                <w:sz w:val="18"/>
-                <w:szCs w:val="18"/>
-              </w:rPr>
-              <w:t>if</w:t>
-            </w:r>
-            <w:proofErr w:type="spellEnd"/>
-            <w:r>
-              <w:rPr>
-                <w:rFonts w:ascii="Consolas" w:hAnsi="Consolas" w:cs="Arial"/>
-                <w:color w:val="00B050"/>
-                <w:sz w:val="18"/>
-                <w:szCs w:val="18"/>
-              </w:rPr>
-              <w:t xml:space="preserve"> G.VERTRETER_NAME %}</w:t>
+              <w:t>{%p if G.VERTRETER_NAME %}</w:t>
             </w:r>
           </w:p>
           <w:p>
@@ -525,19 +409,11 @@
             <w:pPr>
               <w:ind w:left="357"/>
             </w:pPr>
-            <w:proofErr w:type="gramStart"/>
             <w:r>
               <w:rPr>
                 <w:rStyle w:val="PlatzhalterZchn"/>
               </w:rPr>
-              <w:t>{{ G.VERTRETER</w:t>
-            </w:r>
-            <w:proofErr w:type="gramEnd"/>
-            <w:r>
-              <w:rPr>
-                <w:rStyle w:val="PlatzhalterZchn"/>
-              </w:rPr>
-              <w:t>_NAME }}</w:t>
+              <w:t>{{ G.VERTRETER_NAME }}</w:t>
             </w:r>
             <w:r>
               <w:t xml:space="preserve">, </w:t>
@@ -566,19 +442,54 @@
                 <w:sz w:val="18"/>
                 <w:szCs w:val="18"/>
               </w:rPr>
-              <w:t xml:space="preserve">{%p </w:t>
-            </w:r>
-            <w:proofErr w:type="spellStart"/>
-            <w:r>
-              <w:rPr>
-                <w:rFonts w:ascii="Consolas" w:hAnsi="Consolas" w:cs="Arial"/>
-                <w:color w:val="00B050"/>
-                <w:sz w:val="18"/>
-                <w:szCs w:val="18"/>
-              </w:rPr>
-              <w:t>endif</w:t>
-            </w:r>
-            <w:proofErr w:type="spellEnd"/>
+              <w:t>{%p endif %}</w:t>
+            </w:r>
+          </w:p>
+          <w:p>
+            <w:pPr>
+              <w:rPr>
+                <w:rFonts w:ascii="Consolas" w:hAnsi="Consolas" w:cs="Arial"/>
+                <w:color w:val="00B050"/>
+                <w:sz w:val="18"/>
+                <w:szCs w:val="18"/>
+              </w:rPr>
+            </w:pPr>
+            <w:r>
+              <w:rPr>
+                <w:rFonts w:ascii="Consolas" w:hAnsi="Consolas" w:cs="Arial"/>
+                <w:color w:val="00B050"/>
+                <w:sz w:val="18"/>
+                <w:szCs w:val="18"/>
+              </w:rPr>
+              <w:t>{%</w:t>
+            </w:r>
+            <w:r>
+              <w:rPr>
+                <w:rFonts w:ascii="Consolas" w:hAnsi="Consolas" w:cs="Arial"/>
+                <w:color w:val="00B050"/>
+                <w:sz w:val="18"/>
+                <w:szCs w:val="18"/>
+              </w:rPr>
+              <w:t>p</w:t>
+            </w:r>
+            <w:r>
+              <w:rPr>
+                <w:rFonts w:ascii="Consolas" w:hAnsi="Consolas" w:cs="Arial"/>
+                <w:color w:val="00B050"/>
+                <w:sz w:val="18"/>
+                <w:szCs w:val="18"/>
+              </w:rPr>
+              <w:t xml:space="preserve"> </w:t>
+            </w:r>
+            <w:r>
+              <w:rPr>
+                <w:rFonts w:ascii="Consolas" w:hAnsi="Consolas" w:cs="Arial"/>
+                <w:color w:val="00B050"/>
+                <w:sz w:val="18"/>
+                <w:szCs w:val="18"/>
+              </w:rPr>
+              <w:t>else</w:t>
+            </w:r>
             <w:r>
               <w:rPr>
                 <w:rFonts w:ascii="Consolas" w:hAnsi="Consolas" w:cs="Arial"/>
@@ -590,76 +501,11 @@
             </w:r>
           </w:p>
           <w:p>
-            <w:pPr>
-              <w:rPr>
-                <w:rFonts w:ascii="Consolas" w:hAnsi="Consolas" w:cs="Arial"/>
-                <w:color w:val="00B050"/>
-                <w:sz w:val="18"/>
-                <w:szCs w:val="18"/>
-              </w:rPr>
-            </w:pPr>
-            <w:r>
-              <w:rPr>
-                <w:rFonts w:ascii="Consolas" w:hAnsi="Consolas" w:cs="Arial"/>
-                <w:color w:val="00B050"/>
-                <w:sz w:val="18"/>
-                <w:szCs w:val="18"/>
-              </w:rPr>
-              <w:t>{%</w:t>
-            </w:r>
-            <w:r>
-              <w:rPr>
-                <w:rFonts w:ascii="Consolas" w:hAnsi="Consolas" w:cs="Arial"/>
-                <w:color w:val="00B050"/>
-                <w:sz w:val="18"/>
-                <w:szCs w:val="18"/>
-              </w:rPr>
-              <w:t>p</w:t>
-            </w:r>
-            <w:r>
-              <w:rPr>
-                <w:rFonts w:ascii="Consolas" w:hAnsi="Consolas" w:cs="Arial"/>
-                <w:color w:val="00B050"/>
-                <w:sz w:val="18"/>
-                <w:szCs w:val="18"/>
-              </w:rPr>
-              <w:t xml:space="preserve"> </w:t>
-            </w:r>
-            <w:proofErr w:type="spellStart"/>
-            <w:r>
-              <w:rPr>
-                <w:rFonts w:ascii="Consolas" w:hAnsi="Consolas" w:cs="Arial"/>
-                <w:color w:val="00B050"/>
-                <w:sz w:val="18"/>
-                <w:szCs w:val="18"/>
-              </w:rPr>
-              <w:t>else</w:t>
-            </w:r>
-            <w:proofErr w:type="spellEnd"/>
-            <w:r>
-              <w:rPr>
-                <w:rFonts w:ascii="Consolas" w:hAnsi="Consolas" w:cs="Arial"/>
-                <w:color w:val="00B050"/>
-                <w:sz w:val="18"/>
-                <w:szCs w:val="18"/>
-              </w:rPr>
-              <w:t xml:space="preserve"> %}</w:t>
-            </w:r>
-          </w:p>
-          <w:p>
-            <w:proofErr w:type="gramStart"/>
             <w:r>
               <w:rPr>
                 <w:rStyle w:val="PlatzhalterZchn"/>
               </w:rPr>
-              <w:t>{{ G.NAME</w:t>
-            </w:r>
-            <w:proofErr w:type="gramEnd"/>
-            <w:r>
-              <w:rPr>
-                <w:rStyle w:val="PlatzhalterZchn"/>
-              </w:rPr>
-              <w:t xml:space="preserve"> }}</w:t>
+              <w:t>{{ G.NAME }}</w:t>
             </w:r>
             <w:r>
               <w:t xml:space="preserve">, </w:t>
@@ -688,27 +534,7 @@
                 <w:sz w:val="18"/>
                 <w:szCs w:val="18"/>
               </w:rPr>
-              <w:t xml:space="preserve">{%p </w:t>
-            </w:r>
-            <w:proofErr w:type="spellStart"/>
-            <w:r>
-              <w:rPr>
-                <w:rFonts w:ascii="Consolas" w:hAnsi="Consolas" w:cs="Arial"/>
-                <w:color w:val="00B050"/>
-                <w:sz w:val="18"/>
-                <w:szCs w:val="18"/>
-              </w:rPr>
-              <w:t>if</w:t>
-            </w:r>
-            <w:proofErr w:type="spellEnd"/>
-            <w:r>
-              <w:rPr>
-                <w:rFonts w:ascii="Consolas" w:hAnsi="Consolas" w:cs="Arial"/>
-                <w:color w:val="00B050"/>
-                <w:sz w:val="18"/>
-                <w:szCs w:val="18"/>
-              </w:rPr>
-              <w:t xml:space="preserve"> G.VERTRETER_NAME %}</w:t>
+              <w:t>{%p if G.VERTRETER_NAME %}</w:t>
             </w:r>
           </w:p>
           <w:p>
@@ -717,27 +543,19 @@
             </w:r>
           </w:p>
           <w:p>
-            <w:proofErr w:type="gramStart"/>
             <w:r>
               <w:rPr>
                 <w:rStyle w:val="PlatzhalterZchn"/>
               </w:rPr>
-              <w:t>{{ G.VERTRETER</w:t>
-            </w:r>
-            <w:proofErr w:type="gramEnd"/>
+              <w:t>{{ G.VERTRETER_NAME }}</w:t>
+            </w:r>
+            <w:r>
+              <w:t xml:space="preserve">, </w:t>
+            </w:r>
             <w:r>
               <w:rPr>
                 <w:rStyle w:val="PlatzhalterZchn"/>
               </w:rPr>
-              <w:t>_NAME }}</w:t>
-            </w:r>
-            <w:r>
-              <w:t xml:space="preserve">, </w:t>
-            </w:r>
-            <w:r>
-              <w:rPr>
-                <w:rStyle w:val="PlatzhalterZchn"/>
-              </w:rPr>
               <w:t>{{ G.VERTRETER_ADRESSE }}</w:t>
             </w:r>
           </w:p>
@@ -757,9 +575,19 @@
                 <w:sz w:val="18"/>
                 <w:szCs w:val="18"/>
               </w:rPr>
-              <w:t xml:space="preserve">{%p </w:t>
-            </w:r>
-            <w:proofErr w:type="spellStart"/>
+              <w:t>{%p endif %}</w:t>
+            </w:r>
+          </w:p>
+          <w:bookmarkEnd w:id="0"/>
+          <w:p>
+            <w:pPr>
+              <w:rPr>
+                <w:rFonts w:ascii="Consolas" w:hAnsi="Consolas" w:cs="Arial"/>
+                <w:color w:val="00B050"/>
+                <w:sz w:val="18"/>
+                <w:szCs w:val="18"/>
+              </w:rPr>
+            </w:pPr>
             <w:r>
               <w:rPr>
                 <w:rFonts w:ascii="Consolas" w:hAnsi="Consolas"/>
@@ -767,9 +595,8 @@
                 <w:sz w:val="18"/>
                 <w:szCs w:val="18"/>
               </w:rPr>
-              <w:t>endif</w:t>
-            </w:r>
-            <w:proofErr w:type="spellEnd"/>
+              <w:t>{%</w:t>
+            </w:r>
             <w:r>
               <w:rPr>
                 <w:rFonts w:ascii="Consolas" w:hAnsi="Consolas"/>
@@ -777,103 +604,34 @@
                 <w:sz w:val="18"/>
                 <w:szCs w:val="18"/>
               </w:rPr>
-              <w:t xml:space="preserve"> %}</w:t>
-            </w:r>
-          </w:p>
-          <w:bookmarkEnd w:id="0"/>
+              <w:t>p</w:t>
+            </w:r>
+            <w:r>
+              <w:rPr>
+                <w:rFonts w:ascii="Consolas" w:hAnsi="Consolas"/>
+                <w:color w:val="00B050"/>
+                <w:sz w:val="18"/>
+                <w:szCs w:val="18"/>
+              </w:rPr>
+              <w:t xml:space="preserve"> endif %}</w:t>
+            </w:r>
+          </w:p>
           <w:p>
             <w:pPr>
               <w:rPr>
-                <w:rFonts w:ascii="Consolas" w:hAnsi="Consolas" w:cs="Arial"/>
-                <w:color w:val="00B050"/>
-                <w:sz w:val="18"/>
-                <w:szCs w:val="18"/>
+                <w:rFonts w:cs="Arial"/>
+                <w:color w:val="00B050"/>
+                <w:szCs w:val="22"/>
               </w:rPr>
             </w:pPr>
             <w:r>
               <w:rPr>
-                <w:rFonts w:ascii="Consolas" w:hAnsi="Consolas"/>
-                <w:color w:val="00B050"/>
-                <w:sz w:val="18"/>
-                <w:szCs w:val="18"/>
-              </w:rPr>
-              <w:t>{%</w:t>
-            </w:r>
-            <w:r>
-              <w:rPr>
-                <w:rFonts w:ascii="Consolas" w:hAnsi="Consolas"/>
-                <w:color w:val="00B050"/>
-                <w:sz w:val="18"/>
-                <w:szCs w:val="18"/>
-              </w:rPr>
-              <w:t>p</w:t>
-            </w:r>
-            <w:r>
-              <w:rPr>
-                <w:rFonts w:ascii="Consolas" w:hAnsi="Consolas"/>
-                <w:color w:val="00B050"/>
-                <w:sz w:val="18"/>
-                <w:szCs w:val="18"/>
-              </w:rPr>
-              <w:t xml:space="preserve"> </w:t>
-            </w:r>
-            <w:proofErr w:type="spellStart"/>
-            <w:r>
-              <w:rPr>
-                <w:rFonts w:ascii="Consolas" w:hAnsi="Consolas"/>
-                <w:color w:val="00B050"/>
-                <w:sz w:val="18"/>
-                <w:szCs w:val="18"/>
-              </w:rPr>
-              <w:t>endif</w:t>
-            </w:r>
-            <w:proofErr w:type="spellEnd"/>
-            <w:r>
-              <w:rPr>
-                <w:rFonts w:ascii="Consolas" w:hAnsi="Consolas"/>
-                <w:color w:val="00B050"/>
-                <w:sz w:val="18"/>
-                <w:szCs w:val="18"/>
-              </w:rPr>
-              <w:t xml:space="preserve"> %}</w:t>
-            </w:r>
-          </w:p>
-          <w:p>
-            <w:pPr>
-              <w:rPr>
-                <w:rFonts w:cs="Arial"/>
-                <w:color w:val="00B050"/>
-                <w:szCs w:val="22"/>
-              </w:rPr>
-            </w:pPr>
-            <w:r>
-              <w:rPr>
-                <w:rFonts w:ascii="Consolas" w:hAnsi="Consolas" w:cs="Arial"/>
-                <w:color w:val="00B050"/>
-                <w:sz w:val="18"/>
-                <w:szCs w:val="18"/>
-              </w:rPr>
-              <w:t xml:space="preserve">{%p </w:t>
-            </w:r>
-            <w:proofErr w:type="spellStart"/>
-            <w:r>
-              <w:rPr>
-                <w:rFonts w:ascii="Consolas" w:hAnsi="Consolas" w:cs="Arial"/>
-                <w:color w:val="00B050"/>
-                <w:sz w:val="18"/>
-                <w:szCs w:val="18"/>
-              </w:rPr>
-              <w:t>endfor</w:t>
-            </w:r>
-            <w:proofErr w:type="spellEnd"/>
-            <w:r>
-              <w:rPr>
-                <w:rFonts w:ascii="Consolas" w:hAnsi="Consolas" w:cs="Arial"/>
-                <w:color w:val="00B050"/>
-                <w:sz w:val="18"/>
-                <w:szCs w:val="18"/>
-              </w:rPr>
-              <w:t xml:space="preserve"> %}</w:t>
+                <w:rFonts w:ascii="Consolas" w:hAnsi="Consolas" w:cs="Arial"/>
+                <w:color w:val="00B050"/>
+                <w:sz w:val="18"/>
+                <w:szCs w:val="18"/>
+              </w:rPr>
+              <w:t>{%p endfor %}</w:t>
             </w:r>
           </w:p>
         </w:tc>
@@ -936,27 +694,7 @@
                 <w:sz w:val="18"/>
                 <w:szCs w:val="18"/>
               </w:rPr>
-              <w:t xml:space="preserve">{%p </w:t>
-            </w:r>
-            <w:proofErr w:type="spellStart"/>
-            <w:r>
-              <w:rPr>
-                <w:rFonts w:ascii="Consolas" w:hAnsi="Consolas" w:cs="Arial"/>
-                <w:color w:val="00B050"/>
-                <w:sz w:val="18"/>
-                <w:szCs w:val="18"/>
-              </w:rPr>
-              <w:t>if</w:t>
-            </w:r>
-            <w:proofErr w:type="spellEnd"/>
-            <w:r>
-              <w:rPr>
-                <w:rFonts w:ascii="Consolas" w:hAnsi="Consolas" w:cs="Arial"/>
-                <w:color w:val="00B050"/>
-                <w:sz w:val="18"/>
-                <w:szCs w:val="18"/>
-              </w:rPr>
-              <w:t xml:space="preserve"> </w:t>
+              <w:t xml:space="preserve">{%p if </w:t>
             </w:r>
             <w:r>
               <w:rPr>
@@ -993,27 +731,7 @@
                 <w:sz w:val="18"/>
                 <w:szCs w:val="18"/>
               </w:rPr>
-              <w:t xml:space="preserve">{%p </w:t>
-            </w:r>
-            <w:proofErr w:type="spellStart"/>
-            <w:r>
-              <w:rPr>
-                <w:rFonts w:ascii="Consolas" w:hAnsi="Consolas" w:cs="Arial"/>
-                <w:color w:val="00B050"/>
-                <w:sz w:val="18"/>
-                <w:szCs w:val="18"/>
-              </w:rPr>
-              <w:t>for</w:t>
-            </w:r>
-            <w:proofErr w:type="spellEnd"/>
-            <w:r>
-              <w:rPr>
-                <w:rFonts w:ascii="Consolas" w:hAnsi="Consolas" w:cs="Arial"/>
-                <w:color w:val="00B050"/>
-                <w:sz w:val="18"/>
-                <w:szCs w:val="18"/>
-              </w:rPr>
-              <w:t xml:space="preserve"> G in ALLE_</w:t>
+              <w:t>{%p for G in ALLE_</w:t>
             </w:r>
             <w:r>
               <w:rPr>
@@ -1069,37 +787,7 @@
                 <w:sz w:val="18"/>
                 <w:szCs w:val="18"/>
               </w:rPr>
-              <w:t xml:space="preserve"> </w:t>
-            </w:r>
-            <w:proofErr w:type="spellStart"/>
-            <w:r>
-              <w:rPr>
-                <w:rFonts w:ascii="Consolas" w:hAnsi="Consolas" w:cs="Arial"/>
-                <w:color w:val="00B050"/>
-                <w:sz w:val="18"/>
-                <w:szCs w:val="18"/>
-              </w:rPr>
-              <w:t>if</w:t>
-            </w:r>
-            <w:proofErr w:type="spellEnd"/>
-            <w:r>
-              <w:rPr>
-                <w:rFonts w:ascii="Consolas" w:hAnsi="Consolas" w:cs="Arial"/>
-                <w:color w:val="00B050"/>
-                <w:sz w:val="18"/>
-                <w:szCs w:val="18"/>
-              </w:rPr>
-              <w:t xml:space="preserve"> </w:t>
-            </w:r>
-            <w:proofErr w:type="spellStart"/>
-            <w:r>
-              <w:rPr>
-                <w:rFonts w:ascii="Consolas" w:hAnsi="Consolas" w:cs="Arial"/>
-                <w:color w:val="00B050"/>
-                <w:sz w:val="18"/>
-                <w:szCs w:val="18"/>
-              </w:rPr>
-              <w:t>ALLE_</w:t>
+              <w:t xml:space="preserve"> if ALLE_</w:t>
             </w:r>
             <w:r>
               <w:rPr>
@@ -1117,17 +805,7 @@
                 <w:sz w:val="18"/>
                 <w:szCs w:val="18"/>
               </w:rPr>
-              <w:t>_LISTE|length</w:t>
-            </w:r>
-            <w:proofErr w:type="spellEnd"/>
-            <w:r>
-              <w:rPr>
-                <w:rFonts w:ascii="Consolas" w:hAnsi="Consolas" w:cs="Arial"/>
-                <w:color w:val="00B050"/>
-                <w:sz w:val="18"/>
-                <w:szCs w:val="18"/>
-              </w:rPr>
-              <w:t xml:space="preserve"> &gt; 1 %}</w:t>
+              <w:t>_LISTE|length &gt; 1 %}</w:t>
             </w:r>
           </w:p>
           <w:p>
@@ -1144,19 +822,11 @@
                 <w:szCs w:val="22"/>
               </w:rPr>
             </w:pPr>
-            <w:proofErr w:type="gramStart"/>
             <w:r>
               <w:rPr>
                 <w:rStyle w:val="PlatzhalterZchn"/>
               </w:rPr>
-              <w:t>{{ G.NAME</w:t>
-            </w:r>
-            <w:proofErr w:type="gramEnd"/>
-            <w:r>
-              <w:rPr>
-                <w:rStyle w:val="PlatzhalterZchn"/>
-              </w:rPr>
-              <w:t xml:space="preserve"> }}</w:t>
+              <w:t>{{ G.NAME }}</w:t>
             </w:r>
             <w:r>
               <w:t xml:space="preserve">, </w:t>
@@ -1185,27 +855,7 @@
                 <w:sz w:val="18"/>
                 <w:szCs w:val="18"/>
               </w:rPr>
-              <w:t xml:space="preserve">{%p </w:t>
-            </w:r>
-            <w:proofErr w:type="spellStart"/>
-            <w:r>
-              <w:rPr>
-                <w:rFonts w:ascii="Consolas" w:hAnsi="Consolas" w:cs="Arial"/>
-                <w:color w:val="00B050"/>
-                <w:sz w:val="18"/>
-                <w:szCs w:val="18"/>
-              </w:rPr>
-              <w:t>if</w:t>
-            </w:r>
-            <w:proofErr w:type="spellEnd"/>
-            <w:r>
-              <w:rPr>
-                <w:rFonts w:ascii="Consolas" w:hAnsi="Consolas" w:cs="Arial"/>
-                <w:color w:val="00B050"/>
-                <w:sz w:val="18"/>
-                <w:szCs w:val="18"/>
-              </w:rPr>
-              <w:t xml:space="preserve"> G.VERTRETER_NAME %}</w:t>
+              <w:t>{%p if G.VERTRETER_NAME %}</w:t>
             </w:r>
           </w:p>
           <w:p>
@@ -1220,19 +870,11 @@
             <w:pPr>
               <w:ind w:left="357"/>
             </w:pPr>
-            <w:proofErr w:type="gramStart"/>
             <w:r>
               <w:rPr>
                 <w:rStyle w:val="PlatzhalterZchn"/>
               </w:rPr>
-              <w:t>{{ G.VERTRETER</w:t>
-            </w:r>
-            <w:proofErr w:type="gramEnd"/>
-            <w:r>
-              <w:rPr>
-                <w:rStyle w:val="PlatzhalterZchn"/>
-              </w:rPr>
-              <w:t>_NAME }}</w:t>
+              <w:t>{{ G.VERTRETER_NAME }}</w:t>
             </w:r>
             <w:r>
               <w:t xml:space="preserve">, </w:t>
@@ -1261,19 +903,54 @@
                 <w:sz w:val="18"/>
                 <w:szCs w:val="18"/>
               </w:rPr>
-              <w:t xml:space="preserve">{%p </w:t>
-            </w:r>
-            <w:proofErr w:type="spellStart"/>
-            <w:r>
-              <w:rPr>
-                <w:rFonts w:ascii="Consolas" w:hAnsi="Consolas" w:cs="Arial"/>
-                <w:color w:val="00B050"/>
-                <w:sz w:val="18"/>
-                <w:szCs w:val="18"/>
-              </w:rPr>
-              <w:t>endif</w:t>
-            </w:r>
-            <w:proofErr w:type="spellEnd"/>
+              <w:t>{%p endif %}</w:t>
+            </w:r>
+          </w:p>
+          <w:p>
+            <w:pPr>
+              <w:rPr>
+                <w:rFonts w:ascii="Consolas" w:hAnsi="Consolas" w:cs="Arial"/>
+                <w:color w:val="00B050"/>
+                <w:sz w:val="18"/>
+                <w:szCs w:val="18"/>
+              </w:rPr>
+            </w:pPr>
+            <w:r>
+              <w:rPr>
+                <w:rFonts w:ascii="Consolas" w:hAnsi="Consolas" w:cs="Arial"/>
+                <w:color w:val="00B050"/>
+                <w:sz w:val="18"/>
+                <w:szCs w:val="18"/>
+              </w:rPr>
+              <w:t>{%</w:t>
+            </w:r>
+            <w:r>
+              <w:rPr>
+                <w:rFonts w:ascii="Consolas" w:hAnsi="Consolas" w:cs="Arial"/>
+                <w:color w:val="00B050"/>
+                <w:sz w:val="18"/>
+                <w:szCs w:val="18"/>
+              </w:rPr>
+              <w:t>p</w:t>
+            </w:r>
+            <w:r>
+              <w:rPr>
+                <w:rFonts w:ascii="Consolas" w:hAnsi="Consolas" w:cs="Arial"/>
+                <w:color w:val="00B050"/>
+                <w:sz w:val="18"/>
+                <w:szCs w:val="18"/>
+              </w:rPr>
+              <w:t xml:space="preserve"> el</w:t>
+            </w:r>
+            <w:r>
+              <w:rPr>
+                <w:rFonts w:ascii="Consolas" w:hAnsi="Consolas" w:cs="Arial"/>
+                <w:color w:val="00B050"/>
+                <w:sz w:val="18"/>
+                <w:szCs w:val="18"/>
+              </w:rPr>
+              <w:t>se</w:t>
+            </w:r>
             <w:r>
               <w:rPr>
                 <w:rFonts w:ascii="Consolas" w:hAnsi="Consolas" w:cs="Arial"/>
@@ -1285,6 +962,23 @@
             </w:r>
           </w:p>
           <w:p>
+            <w:r>
+              <w:rPr>
+                <w:rStyle w:val="PlatzhalterZchn"/>
+              </w:rPr>
+              <w:t>{{ G.NAME }}</w:t>
+            </w:r>
+            <w:r>
+              <w:t xml:space="preserve">, </w:t>
+            </w:r>
+            <w:r>
+              <w:rPr>
+                <w:rStyle w:val="PlatzhalterZchn"/>
+              </w:rPr>
+              <w:t>{{ G.ADRESSE }}</w:t>
+            </w:r>
+          </w:p>
+          <w:p>
             <w:pPr>
               <w:rPr>
                 <w:rFonts w:ascii="Consolas" w:hAnsi="Consolas" w:cs="Arial"/>
@@ -1300,118 +994,7 @@
                 <w:sz w:val="18"/>
                 <w:szCs w:val="18"/>
               </w:rPr>
-              <w:t>{%</w:t>
-            </w:r>
-            <w:r>
-              <w:rPr>
-                <w:rFonts w:ascii="Consolas" w:hAnsi="Consolas" w:cs="Arial"/>
-                <w:color w:val="00B050"/>
-                <w:sz w:val="18"/>
-                <w:szCs w:val="18"/>
-              </w:rPr>
-              <w:t>p</w:t>
-            </w:r>
-            <w:r>
-              <w:rPr>
-                <w:rFonts w:ascii="Consolas" w:hAnsi="Consolas" w:cs="Arial"/>
-                <w:color w:val="00B050"/>
-                <w:sz w:val="18"/>
-                <w:szCs w:val="18"/>
-              </w:rPr>
-              <w:t xml:space="preserve"> </w:t>
-            </w:r>
-            <w:proofErr w:type="spellStart"/>
-            <w:r>
-              <w:rPr>
-                <w:rFonts w:ascii="Consolas" w:hAnsi="Consolas" w:cs="Arial"/>
-                <w:color w:val="00B050"/>
-                <w:sz w:val="18"/>
-                <w:szCs w:val="18"/>
-              </w:rPr>
-              <w:t>el</w:t>
-            </w:r>
-            <w:r>
-              <w:rPr>
-                <w:rFonts w:ascii="Consolas" w:hAnsi="Consolas" w:cs="Arial"/>
-                <w:color w:val="00B050"/>
-                <w:sz w:val="18"/>
-                <w:szCs w:val="18"/>
-              </w:rPr>
-              <w:t>se</w:t>
-            </w:r>
-            <w:proofErr w:type="spellEnd"/>
-            <w:r>
-              <w:rPr>
-                <w:rFonts w:ascii="Consolas" w:hAnsi="Consolas" w:cs="Arial"/>
-                <w:color w:val="00B050"/>
-                <w:sz w:val="18"/>
-                <w:szCs w:val="18"/>
-              </w:rPr>
-              <w:t xml:space="preserve"> %}</w:t>
-            </w:r>
-          </w:p>
-          <w:p>
-            <w:proofErr w:type="gramStart"/>
-            <w:r>
-              <w:rPr>
-                <w:rStyle w:val="PlatzhalterZchn"/>
-              </w:rPr>
-              <w:t>{{ G.NAME</w:t>
-            </w:r>
-            <w:proofErr w:type="gramEnd"/>
-            <w:r>
-              <w:rPr>
-                <w:rStyle w:val="PlatzhalterZchn"/>
-              </w:rPr>
-              <w:t xml:space="preserve"> }}</w:t>
-            </w:r>
-            <w:r>
-              <w:t xml:space="preserve">, </w:t>
-            </w:r>
-            <w:r>
-              <w:rPr>
-                <w:rStyle w:val="PlatzhalterZchn"/>
-              </w:rPr>
-              <w:t>{{ G.ADRESSE }}</w:t>
-            </w:r>
-          </w:p>
-          <w:p>
-            <w:pPr>
-              <w:rPr>
-                <w:rFonts w:ascii="Consolas" w:hAnsi="Consolas" w:cs="Arial"/>
-                <w:color w:val="00B050"/>
-                <w:sz w:val="18"/>
-                <w:szCs w:val="18"/>
-              </w:rPr>
-            </w:pPr>
-            <w:r>
-              <w:rPr>
-                <w:rFonts w:ascii="Consolas" w:hAnsi="Consolas" w:cs="Arial"/>
-                <w:color w:val="00B050"/>
-                <w:sz w:val="18"/>
-                <w:szCs w:val="18"/>
-              </w:rPr>
-              <w:t xml:space="preserve">{%p </w:t>
-            </w:r>
-            <w:proofErr w:type="spellStart"/>
-            <w:r>
-              <w:rPr>
-                <w:rFonts w:ascii="Consolas" w:hAnsi="Consolas" w:cs="Arial"/>
-                <w:color w:val="00B050"/>
-                <w:sz w:val="18"/>
-                <w:szCs w:val="18"/>
-              </w:rPr>
-              <w:t>if</w:t>
-            </w:r>
-            <w:proofErr w:type="spellEnd"/>
-            <w:r>
-              <w:rPr>
-                <w:rFonts w:ascii="Consolas" w:hAnsi="Consolas" w:cs="Arial"/>
-                <w:color w:val="00B050"/>
-                <w:sz w:val="18"/>
-                <w:szCs w:val="18"/>
-              </w:rPr>
-              <w:t xml:space="preserve"> G.VERTRETER_NAME %}</w:t>
+              <w:t>{%p if G.VERTRETER_NAME %}</w:t>
             </w:r>
           </w:p>
           <w:p>
@@ -1426,27 +1009,19 @@
             <w:pPr>
               <w:ind w:left="37"/>
             </w:pPr>
-            <w:proofErr w:type="gramStart"/>
             <w:r>
               <w:rPr>
                 <w:rStyle w:val="PlatzhalterZchn"/>
               </w:rPr>
-              <w:t>{{ G.VERTRETER</w:t>
-            </w:r>
-            <w:proofErr w:type="gramEnd"/>
+              <w:t>{{ G.VERTRETER_NAME }}</w:t>
+            </w:r>
+            <w:r>
+              <w:t xml:space="preserve">, </w:t>
+            </w:r>
             <w:r>
               <w:rPr>
                 <w:rStyle w:val="PlatzhalterZchn"/>
               </w:rPr>
-              <w:t>_NAME }}</w:t>
-            </w:r>
-            <w:r>
-              <w:t xml:space="preserve">, </w:t>
-            </w:r>
-            <w:r>
-              <w:rPr>
-                <w:rStyle w:val="PlatzhalterZchn"/>
-              </w:rPr>
               <w:t>{{ G.VERTRETER_ADRESSE }}</w:t>
             </w:r>
           </w:p>
@@ -1466,27 +1041,7 @@
                 <w:sz w:val="18"/>
                 <w:szCs w:val="18"/>
               </w:rPr>
-              <w:t xml:space="preserve">{%p </w:t>
-            </w:r>
-            <w:proofErr w:type="spellStart"/>
-            <w:r>
-              <w:rPr>
-                <w:rFonts w:ascii="Consolas" w:hAnsi="Consolas" w:cs="Arial"/>
-                <w:color w:val="00B050"/>
-                <w:sz w:val="18"/>
-                <w:szCs w:val="18"/>
-              </w:rPr>
-              <w:t>endif</w:t>
-            </w:r>
-            <w:proofErr w:type="spellEnd"/>
-            <w:r>
-              <w:rPr>
-                <w:rFonts w:ascii="Consolas" w:hAnsi="Consolas" w:cs="Arial"/>
-                <w:color w:val="00B050"/>
-                <w:sz w:val="18"/>
-                <w:szCs w:val="18"/>
-              </w:rPr>
-              <w:t xml:space="preserve"> %}</w:t>
+              <w:t>{%p endif %}</w:t>
             </w:r>
           </w:p>
           <w:p>
@@ -1505,27 +1060,7 @@
                 <w:sz w:val="18"/>
                 <w:szCs w:val="18"/>
               </w:rPr>
-              <w:t xml:space="preserve">{%p </w:t>
-            </w:r>
-            <w:proofErr w:type="spellStart"/>
-            <w:r>
-              <w:rPr>
-                <w:rFonts w:ascii="Consolas" w:hAnsi="Consolas" w:cs="Arial"/>
-                <w:color w:val="00B050"/>
-                <w:sz w:val="18"/>
-                <w:szCs w:val="18"/>
-              </w:rPr>
-              <w:t>endif</w:t>
-            </w:r>
-            <w:proofErr w:type="spellEnd"/>
-            <w:r>
-              <w:rPr>
-                <w:rFonts w:ascii="Consolas" w:hAnsi="Consolas" w:cs="Arial"/>
-                <w:color w:val="00B050"/>
-                <w:sz w:val="18"/>
-                <w:szCs w:val="18"/>
-              </w:rPr>
-              <w:t xml:space="preserve"> %}</w:t>
+              <w:t>{%p endif %}</w:t>
             </w:r>
           </w:p>
           <w:p>
@@ -1544,27 +1079,7 @@
                 <w:sz w:val="18"/>
                 <w:szCs w:val="18"/>
               </w:rPr>
-              <w:t xml:space="preserve">{%p </w:t>
-            </w:r>
-            <w:proofErr w:type="spellStart"/>
-            <w:r>
-              <w:rPr>
-                <w:rFonts w:ascii="Consolas" w:hAnsi="Consolas" w:cs="Arial"/>
-                <w:color w:val="00B050"/>
-                <w:sz w:val="18"/>
-                <w:szCs w:val="18"/>
-              </w:rPr>
-              <w:t>endfor</w:t>
-            </w:r>
-            <w:proofErr w:type="spellEnd"/>
-            <w:r>
-              <w:rPr>
-                <w:rFonts w:ascii="Consolas" w:hAnsi="Consolas" w:cs="Arial"/>
-                <w:color w:val="00B050"/>
-                <w:sz w:val="18"/>
-                <w:szCs w:val="18"/>
-              </w:rPr>
-              <w:t xml:space="preserve"> %}</w:t>
+              <w:t>{%p endfor %}</w:t>
             </w:r>
           </w:p>
           <w:p>
@@ -1583,17 +1098,7 @@
                 <w:sz w:val="18"/>
                 <w:szCs w:val="18"/>
               </w:rPr>
-              <w:t xml:space="preserve">{%p </w:t>
-            </w:r>
-            <w:proofErr w:type="spellStart"/>
-            <w:r>
-              <w:rPr>
-                <w:rFonts w:ascii="Consolas" w:hAnsi="Consolas" w:cs="Arial"/>
-                <w:color w:val="00B050"/>
-                <w:sz w:val="18"/>
-                <w:szCs w:val="18"/>
-              </w:rPr>
-              <w:t>el</w:t>
+              <w:t>{%p el</w:t>
             </w:r>
             <w:r>
               <w:rPr>
@@ -1602,9 +1107,8 @@
                 <w:sz w:val="18"/>
                 <w:szCs w:val="18"/>
               </w:rPr>
-              <w:t>if</w:t>
-            </w:r>
-            <w:proofErr w:type="spellEnd"/>
+              <w:t xml:space="preserve">if </w:t>
+            </w:r>
             <w:r>
               <w:rPr>
                 <w:rFonts w:ascii="Consolas" w:hAnsi="Consolas"/>
@@ -1612,7 +1116,7 @@
                 <w:sz w:val="18"/>
                 <w:szCs w:val="18"/>
               </w:rPr>
-              <w:t xml:space="preserve"> </w:t>
+              <w:t>GESUCHSTELLER</w:t>
             </w:r>
             <w:r>
               <w:rPr>
@@ -1621,6 +1125,57 @@
                 <w:sz w:val="18"/>
                 <w:szCs w:val="18"/>
               </w:rPr>
+              <w:t>_ANREDE == "Herr" %}</w:t>
+            </w:r>
+          </w:p>
+          <w:p>
+            <w:r>
+              <w:t>Gesuchsteller</w:t>
+            </w:r>
+          </w:p>
+          <w:p>
+            <w:pPr>
+              <w:rPr>
+                <w:rFonts w:ascii="Consolas" w:hAnsi="Consolas"/>
+                <w:color w:val="00B050"/>
+                <w:sz w:val="18"/>
+                <w:szCs w:val="18"/>
+              </w:rPr>
+            </w:pPr>
+            <w:r>
+              <w:rPr>
+                <w:rFonts w:ascii="Consolas" w:hAnsi="Consolas"/>
+                <w:color w:val="00B050"/>
+                <w:sz w:val="18"/>
+                <w:szCs w:val="18"/>
+              </w:rPr>
+              <w:t>{%</w:t>
+            </w:r>
+            <w:r>
+              <w:rPr>
+                <w:rFonts w:ascii="Consolas" w:hAnsi="Consolas"/>
+                <w:color w:val="00B050"/>
+                <w:sz w:val="18"/>
+                <w:szCs w:val="18"/>
+              </w:rPr>
+              <w:t>p</w:t>
+            </w:r>
+            <w:r>
+              <w:rPr>
+                <w:rFonts w:ascii="Consolas" w:hAnsi="Consolas"/>
+                <w:color w:val="00B050"/>
+                <w:sz w:val="18"/>
+                <w:szCs w:val="18"/>
+              </w:rPr>
+              <w:t xml:space="preserve"> elif </w:t>
+            </w:r>
+            <w:r>
+              <w:rPr>
+                <w:rFonts w:ascii="Consolas" w:hAnsi="Consolas"/>
+                <w:color w:val="00B050"/>
+                <w:sz w:val="18"/>
+                <w:szCs w:val="18"/>
+              </w:rPr>
               <w:t>GESUCHSTELLER</w:t>
             </w:r>
             <w:r>
@@ -1630,12 +1185,12 @@
                 <w:sz w:val="18"/>
                 <w:szCs w:val="18"/>
               </w:rPr>
-              <w:t>_ANREDE == "Herr" %}</w:t>
-            </w:r>
-          </w:p>
-          <w:p>
-            <w:r>
-              <w:t>Gesuchsteller</w:t>
+              <w:t>_ANREDE == "Frau" %}</w:t>
+            </w:r>
+          </w:p>
+          <w:p>
+            <w:r>
+              <w:t>Gesuchstellerin</w:t>
             </w:r>
           </w:p>
           <w:p>
@@ -1672,56 +1227,18 @@
                 <w:sz w:val="18"/>
                 <w:szCs w:val="18"/>
               </w:rPr>
-              <w:t xml:space="preserve"> </w:t>
-            </w:r>
-            <w:proofErr w:type="spellStart"/>
-            <w:r>
-              <w:rPr>
-                <w:rFonts w:ascii="Consolas" w:hAnsi="Consolas"/>
-                <w:color w:val="00B050"/>
-                <w:sz w:val="18"/>
-                <w:szCs w:val="18"/>
-              </w:rPr>
-              <w:t>elif</w:t>
-            </w:r>
-            <w:proofErr w:type="spellEnd"/>
-            <w:r>
-              <w:rPr>
-                <w:rFonts w:ascii="Consolas" w:hAnsi="Consolas"/>
-                <w:color w:val="00B050"/>
-                <w:sz w:val="18"/>
-                <w:szCs w:val="18"/>
-              </w:rPr>
-              <w:t xml:space="preserve"> </w:t>
-            </w:r>
-            <w:r>
-              <w:rPr>
-                <w:rFonts w:ascii="Consolas" w:hAnsi="Consolas"/>
-                <w:color w:val="00B050"/>
-                <w:sz w:val="18"/>
-                <w:szCs w:val="18"/>
-              </w:rPr>
-              <w:t>GESUCHSTELLER</w:t>
-            </w:r>
-            <w:r>
-              <w:rPr>
-                <w:rFonts w:ascii="Consolas" w:hAnsi="Consolas"/>
-                <w:color w:val="00B050"/>
-                <w:sz w:val="18"/>
-                <w:szCs w:val="18"/>
-              </w:rPr>
-              <w:t>_ANREDE == "Frau" %}</w:t>
-            </w:r>
-          </w:p>
-          <w:p>
-            <w:r>
-              <w:t>Gesuchstellerin</w:t>
+              <w:t xml:space="preserve"> else %}</w:t>
+            </w:r>
+          </w:p>
+          <w:p>
+            <w:r>
+              <w:t>Gesuchsteller/in</w:t>
             </w:r>
           </w:p>
           <w:p>
             <w:pPr>
               <w:rPr>
-                <w:rFonts w:ascii="Consolas" w:hAnsi="Consolas"/>
+                <w:rFonts w:ascii="Consolas" w:hAnsi="Consolas" w:cs="Arial"/>
                 <w:color w:val="00B050"/>
                 <w:sz w:val="18"/>
                 <w:szCs w:val="18"/>
@@ -1729,94 +1246,12 @@
             </w:pPr>
             <w:r>
               <w:rPr>
-                <w:rFonts w:ascii="Consolas" w:hAnsi="Consolas"/>
-                <w:color w:val="00B050"/>
-                <w:sz w:val="18"/>
-                <w:szCs w:val="18"/>
-              </w:rPr>
-              <w:t>{%</w:t>
-            </w:r>
-            <w:r>
-              <w:rPr>
-                <w:rFonts w:ascii="Consolas" w:hAnsi="Consolas"/>
-                <w:color w:val="00B050"/>
-                <w:sz w:val="18"/>
-                <w:szCs w:val="18"/>
-              </w:rPr>
-              <w:t>p</w:t>
-            </w:r>
-            <w:r>
-              <w:rPr>
-                <w:rFonts w:ascii="Consolas" w:hAnsi="Consolas"/>
-                <w:color w:val="00B050"/>
-                <w:sz w:val="18"/>
-                <w:szCs w:val="18"/>
-              </w:rPr>
-              <w:t xml:space="preserve"> </w:t>
-            </w:r>
-            <w:proofErr w:type="spellStart"/>
-            <w:r>
-              <w:rPr>
-                <w:rFonts w:ascii="Consolas" w:hAnsi="Consolas"/>
-                <w:color w:val="00B050"/>
-                <w:sz w:val="18"/>
-                <w:szCs w:val="18"/>
-              </w:rPr>
-              <w:t>else</w:t>
-            </w:r>
-            <w:proofErr w:type="spellEnd"/>
-            <w:r>
-              <w:rPr>
-                <w:rFonts w:ascii="Consolas" w:hAnsi="Consolas"/>
-                <w:color w:val="00B050"/>
-                <w:sz w:val="18"/>
-                <w:szCs w:val="18"/>
-              </w:rPr>
-              <w:t xml:space="preserve"> %}</w:t>
-            </w:r>
-          </w:p>
-          <w:p>
-            <w:r>
-              <w:t>Gesuchsteller/in</w:t>
-            </w:r>
-          </w:p>
-          <w:p>
-            <w:pPr>
-              <w:rPr>
-                <w:rFonts w:ascii="Consolas" w:hAnsi="Consolas" w:cs="Arial"/>
-                <w:color w:val="00B050"/>
-                <w:sz w:val="18"/>
-                <w:szCs w:val="18"/>
-              </w:rPr>
-            </w:pPr>
-            <w:r>
-              <w:rPr>
-                <w:rFonts w:ascii="Consolas" w:hAnsi="Consolas" w:cs="Arial"/>
-                <w:color w:val="00B050"/>
-                <w:sz w:val="18"/>
-                <w:szCs w:val="18"/>
-              </w:rPr>
-              <w:t xml:space="preserve">{%p </w:t>
-            </w:r>
-            <w:proofErr w:type="spellStart"/>
-            <w:r>
-              <w:rPr>
-                <w:rFonts w:ascii="Consolas" w:hAnsi="Consolas" w:cs="Arial"/>
-                <w:color w:val="00B050"/>
-                <w:sz w:val="18"/>
-                <w:szCs w:val="18"/>
-              </w:rPr>
-              <w:t>endif</w:t>
-            </w:r>
-            <w:proofErr w:type="spellEnd"/>
-            <w:r>
-              <w:rPr>
-                <w:rFonts w:ascii="Consolas" w:hAnsi="Consolas" w:cs="Arial"/>
-                <w:color w:val="00B050"/>
-                <w:sz w:val="18"/>
-                <w:szCs w:val="18"/>
-              </w:rPr>
-              <w:t xml:space="preserve"> %}</w:t>
+                <w:rFonts w:ascii="Consolas" w:hAnsi="Consolas" w:cs="Arial"/>
+                <w:color w:val="00B050"/>
+                <w:sz w:val="18"/>
+                <w:szCs w:val="18"/>
+              </w:rPr>
+              <w:t>{%p endif %}</w:t>
             </w:r>
             <w:bookmarkEnd w:id="1"/>
           </w:p>
@@ -1870,27 +1305,7 @@
                 <w:sz w:val="18"/>
                 <w:szCs w:val="18"/>
               </w:rPr>
-              <w:t xml:space="preserve">{%p </w:t>
-            </w:r>
-            <w:proofErr w:type="spellStart"/>
-            <w:r>
-              <w:rPr>
-                <w:rFonts w:ascii="Consolas" w:hAnsi="Consolas" w:cs="Arial"/>
-                <w:color w:val="00B050"/>
-                <w:sz w:val="18"/>
-                <w:szCs w:val="18"/>
-              </w:rPr>
-              <w:t>if</w:t>
-            </w:r>
-            <w:proofErr w:type="spellEnd"/>
-            <w:r>
-              <w:rPr>
-                <w:rFonts w:ascii="Consolas" w:hAnsi="Consolas" w:cs="Arial"/>
-                <w:color w:val="00B050"/>
-                <w:sz w:val="18"/>
-                <w:szCs w:val="18"/>
-              </w:rPr>
-              <w:t xml:space="preserve"> </w:t>
+              <w:t xml:space="preserve">{%p if </w:t>
             </w:r>
             <w:r>
               <w:rPr>
@@ -1945,27 +1360,7 @@
                 <w:sz w:val="18"/>
                 <w:szCs w:val="18"/>
               </w:rPr>
-              <w:t xml:space="preserve">{%p </w:t>
-            </w:r>
-            <w:proofErr w:type="spellStart"/>
-            <w:r>
-              <w:rPr>
-                <w:rFonts w:ascii="Consolas" w:hAnsi="Consolas" w:cs="Arial"/>
-                <w:color w:val="00B050"/>
-                <w:sz w:val="18"/>
-                <w:szCs w:val="18"/>
-              </w:rPr>
-              <w:t>for</w:t>
-            </w:r>
-            <w:proofErr w:type="spellEnd"/>
-            <w:r>
-              <w:rPr>
-                <w:rFonts w:ascii="Consolas" w:hAnsi="Consolas" w:cs="Arial"/>
-                <w:color w:val="00B050"/>
-                <w:sz w:val="18"/>
-                <w:szCs w:val="18"/>
-              </w:rPr>
-              <w:t xml:space="preserve"> G in ALLE_</w:t>
+              <w:t>{%p for G in ALLE_</w:t>
             </w:r>
             <w:r>
               <w:rPr>
@@ -2021,37 +1416,7 @@
                 <w:sz w:val="18"/>
                 <w:szCs w:val="18"/>
               </w:rPr>
-              <w:t xml:space="preserve"> </w:t>
-            </w:r>
-            <w:proofErr w:type="spellStart"/>
-            <w:r>
-              <w:rPr>
-                <w:rFonts w:ascii="Consolas" w:hAnsi="Consolas" w:cs="Arial"/>
-                <w:color w:val="00B050"/>
-                <w:sz w:val="18"/>
-                <w:szCs w:val="18"/>
-              </w:rPr>
-              <w:t>if</w:t>
-            </w:r>
-            <w:proofErr w:type="spellEnd"/>
-            <w:r>
-              <w:rPr>
-                <w:rFonts w:ascii="Consolas" w:hAnsi="Consolas" w:cs="Arial"/>
-                <w:color w:val="00B050"/>
-                <w:sz w:val="18"/>
-                <w:szCs w:val="18"/>
-              </w:rPr>
-              <w:t xml:space="preserve"> </w:t>
-            </w:r>
-            <w:proofErr w:type="spellStart"/>
-            <w:r>
-              <w:rPr>
-                <w:rFonts w:ascii="Consolas" w:hAnsi="Consolas" w:cs="Arial"/>
-                <w:color w:val="00B050"/>
-                <w:sz w:val="18"/>
-                <w:szCs w:val="18"/>
-              </w:rPr>
-              <w:t>ALLE_</w:t>
+              <w:t xml:space="preserve"> if ALLE_</w:t>
             </w:r>
             <w:r>
               <w:rPr>
@@ -2069,17 +1434,7 @@
                 <w:sz w:val="18"/>
                 <w:szCs w:val="18"/>
               </w:rPr>
-              <w:t>_LISTE|length</w:t>
-            </w:r>
-            <w:proofErr w:type="spellEnd"/>
-            <w:r>
-              <w:rPr>
-                <w:rFonts w:ascii="Consolas" w:hAnsi="Consolas" w:cs="Arial"/>
-                <w:color w:val="00B050"/>
-                <w:sz w:val="18"/>
-                <w:szCs w:val="18"/>
-              </w:rPr>
-              <w:t xml:space="preserve"> &gt; 1 %}</w:t>
+              <w:t>_LISTE|length &gt; 1 %}</w:t>
             </w:r>
           </w:p>
           <w:p>
@@ -2096,19 +1451,11 @@
                 <w:szCs w:val="22"/>
               </w:rPr>
             </w:pPr>
-            <w:proofErr w:type="gramStart"/>
             <w:r>
               <w:rPr>
                 <w:rStyle w:val="PlatzhalterZchn"/>
               </w:rPr>
-              <w:t>{{ G.NAME</w:t>
-            </w:r>
-            <w:proofErr w:type="gramEnd"/>
-            <w:r>
-              <w:rPr>
-                <w:rStyle w:val="PlatzhalterZchn"/>
-              </w:rPr>
-              <w:t xml:space="preserve"> }}</w:t>
+              <w:t>{{ G.NAME }}</w:t>
             </w:r>
             <w:r>
               <w:t xml:space="preserve">, </w:t>
@@ -2137,27 +1484,7 @@
                 <w:sz w:val="18"/>
                 <w:szCs w:val="18"/>
               </w:rPr>
-              <w:t xml:space="preserve">{%p </w:t>
-            </w:r>
-            <w:proofErr w:type="spellStart"/>
-            <w:r>
-              <w:rPr>
-                <w:rFonts w:ascii="Consolas" w:hAnsi="Consolas" w:cs="Arial"/>
-                <w:color w:val="00B050"/>
-                <w:sz w:val="18"/>
-                <w:szCs w:val="18"/>
-              </w:rPr>
-              <w:t>if</w:t>
-            </w:r>
-            <w:proofErr w:type="spellEnd"/>
-            <w:r>
-              <w:rPr>
-                <w:rFonts w:ascii="Consolas" w:hAnsi="Consolas" w:cs="Arial"/>
-                <w:color w:val="00B050"/>
-                <w:sz w:val="18"/>
-                <w:szCs w:val="18"/>
-              </w:rPr>
-              <w:t xml:space="preserve"> G.VERTRETER_NAME %}</w:t>
+              <w:t>{%p if G.VERTRETER_NAME %}</w:t>
             </w:r>
           </w:p>
           <w:p>
@@ -2173,19 +1500,11 @@
             <w:pPr>
               <w:ind w:left="357"/>
             </w:pPr>
-            <w:proofErr w:type="gramStart"/>
             <w:r>
               <w:rPr>
                 <w:rStyle w:val="PlatzhalterZchn"/>
               </w:rPr>
-              <w:t>{{ G.VERTRETER</w:t>
-            </w:r>
-            <w:proofErr w:type="gramEnd"/>
-            <w:r>
-              <w:rPr>
-                <w:rStyle w:val="PlatzhalterZchn"/>
-              </w:rPr>
-              <w:t>_NAME }}</w:t>
+              <w:t>{{ G.VERTRETER_NAME }}</w:t>
             </w:r>
             <w:r>
               <w:t xml:space="preserve">, </w:t>
@@ -2214,27 +1533,7 @@
                 <w:sz w:val="18"/>
                 <w:szCs w:val="18"/>
               </w:rPr>
-              <w:t xml:space="preserve">{%p </w:t>
-            </w:r>
-            <w:proofErr w:type="spellStart"/>
-            <w:r>
-              <w:rPr>
-                <w:rFonts w:ascii="Consolas" w:hAnsi="Consolas" w:cs="Arial"/>
-                <w:color w:val="00B050"/>
-                <w:sz w:val="18"/>
-                <w:szCs w:val="18"/>
-              </w:rPr>
-              <w:t>endif</w:t>
-            </w:r>
-            <w:proofErr w:type="spellEnd"/>
-            <w:r>
-              <w:rPr>
-                <w:rFonts w:ascii="Consolas" w:hAnsi="Consolas" w:cs="Arial"/>
-                <w:color w:val="00B050"/>
-                <w:sz w:val="18"/>
-                <w:szCs w:val="18"/>
-              </w:rPr>
-              <w:t xml:space="preserve"> %}</w:t>
+              <w:t>{%p endif %}</w:t>
             </w:r>
           </w:p>
           <w:p>
@@ -2271,51 +1570,23 @@
                 <w:sz w:val="18"/>
                 <w:szCs w:val="18"/>
               </w:rPr>
-              <w:t xml:space="preserve"> </w:t>
-            </w:r>
-            <w:proofErr w:type="spellStart"/>
-            <w:r>
-              <w:rPr>
-                <w:rFonts w:ascii="Consolas" w:hAnsi="Consolas" w:cs="Arial"/>
-                <w:color w:val="00B050"/>
-                <w:sz w:val="18"/>
-                <w:szCs w:val="18"/>
-              </w:rPr>
-              <w:t>else</w:t>
-            </w:r>
-            <w:proofErr w:type="spellEnd"/>
-            <w:r>
-              <w:rPr>
-                <w:rFonts w:ascii="Consolas" w:hAnsi="Consolas" w:cs="Arial"/>
-                <w:color w:val="00B050"/>
-                <w:sz w:val="18"/>
-                <w:szCs w:val="18"/>
-              </w:rPr>
-              <w:t xml:space="preserve"> %}</w:t>
-            </w:r>
-          </w:p>
-          <w:p>
-            <w:proofErr w:type="gramStart"/>
+              <w:t xml:space="preserve"> else %}</w:t>
+            </w:r>
+          </w:p>
+          <w:p>
             <w:r>
               <w:rPr>
                 <w:rStyle w:val="PlatzhalterZchn"/>
               </w:rPr>
-              <w:t>{{ G.NAME</w:t>
-            </w:r>
-            <w:proofErr w:type="gramEnd"/>
+              <w:t>{{ G.NAME }}</w:t>
+            </w:r>
+            <w:r>
+              <w:t xml:space="preserve">, </w:t>
+            </w:r>
             <w:r>
               <w:rPr>
                 <w:rStyle w:val="PlatzhalterZchn"/>
               </w:rPr>
-              <w:t xml:space="preserve"> }}</w:t>
-            </w:r>
-            <w:r>
-              <w:t xml:space="preserve">, </w:t>
-            </w:r>
-            <w:r>
-              <w:rPr>
-                <w:rStyle w:val="PlatzhalterZchn"/>
-              </w:rPr>
               <w:t>{{ G.ADRESSE }}</w:t>
             </w:r>
           </w:p>
@@ -2335,27 +1606,7 @@
                 <w:sz w:val="18"/>
                 <w:szCs w:val="18"/>
               </w:rPr>
-              <w:t xml:space="preserve">{%p </w:t>
-            </w:r>
-            <w:proofErr w:type="spellStart"/>
-            <w:r>
-              <w:rPr>
-                <w:rFonts w:ascii="Consolas" w:hAnsi="Consolas" w:cs="Arial"/>
-                <w:color w:val="00B050"/>
-                <w:sz w:val="18"/>
-                <w:szCs w:val="18"/>
-              </w:rPr>
-              <w:t>if</w:t>
-            </w:r>
-            <w:proofErr w:type="spellEnd"/>
-            <w:r>
-              <w:rPr>
-                <w:rFonts w:ascii="Consolas" w:hAnsi="Consolas" w:cs="Arial"/>
-                <w:color w:val="00B050"/>
-                <w:sz w:val="18"/>
-                <w:szCs w:val="18"/>
-              </w:rPr>
-              <w:t xml:space="preserve"> G.VERTRETER_NAME %}</w:t>
+              <w:t>{%p if G.VERTRETER_NAME %}</w:t>
             </w:r>
           </w:p>
           <w:p>
@@ -2370,27 +1621,19 @@
             <w:pPr>
               <w:ind w:left="37"/>
             </w:pPr>
-            <w:proofErr w:type="gramStart"/>
             <w:r>
               <w:rPr>
                 <w:rStyle w:val="PlatzhalterZchn"/>
               </w:rPr>
-              <w:t>{{ G.VERTRETER</w:t>
-            </w:r>
-            <w:proofErr w:type="gramEnd"/>
+              <w:t>{{ G.VERTRETER_NAME }}</w:t>
+            </w:r>
+            <w:r>
+              <w:t xml:space="preserve">, </w:t>
+            </w:r>
             <w:r>
               <w:rPr>
                 <w:rStyle w:val="PlatzhalterZchn"/>
               </w:rPr>
-              <w:t>_NAME }}</w:t>
-            </w:r>
-            <w:r>
-              <w:t xml:space="preserve">, </w:t>
-            </w:r>
-            <w:r>
-              <w:rPr>
-                <w:rStyle w:val="PlatzhalterZchn"/>
-              </w:rPr>
               <w:t>{{ G.VERTRETER_ADRESSE }}</w:t>
             </w:r>
           </w:p>
@@ -2410,27 +1653,7 @@
                 <w:sz w:val="18"/>
                 <w:szCs w:val="18"/>
               </w:rPr>
-              <w:t xml:space="preserve">{%p </w:t>
-            </w:r>
-            <w:proofErr w:type="spellStart"/>
-            <w:r>
-              <w:rPr>
-                <w:rFonts w:ascii="Consolas" w:hAnsi="Consolas" w:cs="Arial"/>
-                <w:color w:val="00B050"/>
-                <w:sz w:val="18"/>
-                <w:szCs w:val="18"/>
-              </w:rPr>
-              <w:t>endif</w:t>
-            </w:r>
-            <w:proofErr w:type="spellEnd"/>
-            <w:r>
-              <w:rPr>
-                <w:rFonts w:ascii="Consolas" w:hAnsi="Consolas" w:cs="Arial"/>
-                <w:color w:val="00B050"/>
-                <w:sz w:val="18"/>
-                <w:szCs w:val="18"/>
-              </w:rPr>
-              <w:t xml:space="preserve"> %}</w:t>
+              <w:t>{%p endif %}</w:t>
             </w:r>
           </w:p>
           <w:p>
@@ -2449,27 +1672,7 @@
                 <w:sz w:val="18"/>
                 <w:szCs w:val="18"/>
               </w:rPr>
-              <w:t xml:space="preserve">{%p </w:t>
-            </w:r>
-            <w:proofErr w:type="spellStart"/>
-            <w:r>
-              <w:rPr>
-                <w:rFonts w:ascii="Consolas" w:hAnsi="Consolas" w:cs="Arial"/>
-                <w:color w:val="00B050"/>
-                <w:sz w:val="18"/>
-                <w:szCs w:val="18"/>
-              </w:rPr>
-              <w:t>endif</w:t>
-            </w:r>
-            <w:proofErr w:type="spellEnd"/>
-            <w:r>
-              <w:rPr>
-                <w:rFonts w:ascii="Consolas" w:hAnsi="Consolas" w:cs="Arial"/>
-                <w:color w:val="00B050"/>
-                <w:sz w:val="18"/>
-                <w:szCs w:val="18"/>
-              </w:rPr>
-              <w:t xml:space="preserve"> %}</w:t>
+              <w:t>{%p endif %}</w:t>
             </w:r>
           </w:p>
           <w:p>
@@ -2488,27 +1691,7 @@
                 <w:sz w:val="18"/>
                 <w:szCs w:val="18"/>
               </w:rPr>
-              <w:t xml:space="preserve">{%p </w:t>
-            </w:r>
-            <w:proofErr w:type="spellStart"/>
-            <w:r>
-              <w:rPr>
-                <w:rFonts w:ascii="Consolas" w:hAnsi="Consolas" w:cs="Arial"/>
-                <w:color w:val="00B050"/>
-                <w:sz w:val="18"/>
-                <w:szCs w:val="18"/>
-              </w:rPr>
-              <w:t>endfor</w:t>
-            </w:r>
-            <w:proofErr w:type="spellEnd"/>
-            <w:r>
-              <w:rPr>
-                <w:rFonts w:ascii="Consolas" w:hAnsi="Consolas" w:cs="Arial"/>
-                <w:color w:val="00B050"/>
-                <w:sz w:val="18"/>
-                <w:szCs w:val="18"/>
-              </w:rPr>
-              <w:t xml:space="preserve"> %}</w:t>
+              <w:t>{%p endfor %}</w:t>
             </w:r>
           </w:p>
           <w:p>
@@ -2527,17 +1710,7 @@
                 <w:sz w:val="18"/>
                 <w:szCs w:val="18"/>
               </w:rPr>
-              <w:t xml:space="preserve">{%p </w:t>
-            </w:r>
-            <w:proofErr w:type="spellStart"/>
-            <w:r>
-              <w:rPr>
-                <w:rFonts w:ascii="Consolas" w:hAnsi="Consolas" w:cs="Arial"/>
-                <w:color w:val="00B050"/>
-                <w:sz w:val="18"/>
-                <w:szCs w:val="18"/>
-              </w:rPr>
-              <w:t>el</w:t>
+              <w:t>{%p el</w:t>
             </w:r>
             <w:r>
               <w:rPr>
@@ -2546,9 +1719,8 @@
                 <w:sz w:val="18"/>
                 <w:szCs w:val="18"/>
               </w:rPr>
-              <w:t>if</w:t>
-            </w:r>
-            <w:proofErr w:type="spellEnd"/>
+              <w:t xml:space="preserve">if </w:t>
+            </w:r>
             <w:r>
               <w:rPr>
                 <w:rFonts w:ascii="Consolas" w:hAnsi="Consolas"/>
@@ -2556,7 +1728,7 @@
                 <w:sz w:val="18"/>
                 <w:szCs w:val="18"/>
               </w:rPr>
-              <w:t xml:space="preserve"> </w:t>
+              <w:t>GESUCHSTELLER</w:t>
             </w:r>
             <w:r>
               <w:rPr>
@@ -2565,6 +1737,57 @@
                 <w:sz w:val="18"/>
                 <w:szCs w:val="18"/>
               </w:rPr>
+              <w:t>_ANREDE == "Herr" %}</w:t>
+            </w:r>
+          </w:p>
+          <w:p>
+            <w:r>
+              <w:t>Gesuchsteller</w:t>
+            </w:r>
+          </w:p>
+          <w:p>
+            <w:pPr>
+              <w:rPr>
+                <w:rFonts w:ascii="Consolas" w:hAnsi="Consolas"/>
+                <w:color w:val="00B050"/>
+                <w:sz w:val="18"/>
+                <w:szCs w:val="18"/>
+              </w:rPr>
+            </w:pPr>
+            <w:r>
+              <w:rPr>
+                <w:rFonts w:ascii="Consolas" w:hAnsi="Consolas"/>
+                <w:color w:val="00B050"/>
+                <w:sz w:val="18"/>
+                <w:szCs w:val="18"/>
+              </w:rPr>
+              <w:t>{%</w:t>
+            </w:r>
+            <w:r>
+              <w:rPr>
+                <w:rFonts w:ascii="Consolas" w:hAnsi="Consolas"/>
+                <w:color w:val="00B050"/>
+                <w:sz w:val="18"/>
+                <w:szCs w:val="18"/>
+              </w:rPr>
+              <w:t>p</w:t>
+            </w:r>
+            <w:r>
+              <w:rPr>
+                <w:rFonts w:ascii="Consolas" w:hAnsi="Consolas"/>
+                <w:color w:val="00B050"/>
+                <w:sz w:val="18"/>
+                <w:szCs w:val="18"/>
+              </w:rPr>
+              <w:t xml:space="preserve"> elif </w:t>
+            </w:r>
+            <w:r>
+              <w:rPr>
+                <w:rFonts w:ascii="Consolas" w:hAnsi="Consolas"/>
+                <w:color w:val="00B050"/>
+                <w:sz w:val="18"/>
+                <w:szCs w:val="18"/>
+              </w:rPr>
               <w:t>GESUCHSTELLER</w:t>
             </w:r>
             <w:r>
@@ -2574,12 +1797,12 @@
                 <w:sz w:val="18"/>
                 <w:szCs w:val="18"/>
               </w:rPr>
-              <w:t>_ANREDE == "Herr" %}</w:t>
-            </w:r>
-          </w:p>
-          <w:p>
-            <w:r>
-              <w:t>Gesuchsteller</w:t>
+              <w:t>_ANREDE == "Frau" %}</w:t>
+            </w:r>
+          </w:p>
+          <w:p>
+            <w:r>
+              <w:t>Gesuchstellerin</w:t>
             </w:r>
           </w:p>
           <w:p>
@@ -2616,107 +1839,7 @@
                 <w:sz w:val="18"/>
                 <w:szCs w:val="18"/>
               </w:rPr>
-              <w:t xml:space="preserve"> </w:t>
-            </w:r>
-            <w:proofErr w:type="spellStart"/>
-            <w:r>
-              <w:rPr>
-                <w:rFonts w:ascii="Consolas" w:hAnsi="Consolas"/>
-                <w:color w:val="00B050"/>
-                <w:sz w:val="18"/>
-                <w:szCs w:val="18"/>
-              </w:rPr>
-              <w:t>elif</w:t>
-            </w:r>
-            <w:proofErr w:type="spellEnd"/>
-            <w:r>
-              <w:rPr>
-                <w:rFonts w:ascii="Consolas" w:hAnsi="Consolas"/>
-                <w:color w:val="00B050"/>
-                <w:sz w:val="18"/>
-                <w:szCs w:val="18"/>
-              </w:rPr>
-              <w:t xml:space="preserve"> </w:t>
-            </w:r>
-            <w:r>
-              <w:rPr>
-                <w:rFonts w:ascii="Consolas" w:hAnsi="Consolas"/>
-                <w:color w:val="00B050"/>
-                <w:sz w:val="18"/>
-                <w:szCs w:val="18"/>
-              </w:rPr>
-              <w:t>GESUCHSTELLER</w:t>
-            </w:r>
-            <w:r>
-              <w:rPr>
-                <w:rFonts w:ascii="Consolas" w:hAnsi="Consolas"/>
-                <w:color w:val="00B050"/>
-                <w:sz w:val="18"/>
-                <w:szCs w:val="18"/>
-              </w:rPr>
-              <w:t>_ANREDE == "Frau" %}</w:t>
-            </w:r>
-          </w:p>
-          <w:p>
-            <w:r>
-              <w:t>Gesuchstellerin</w:t>
-            </w:r>
-          </w:p>
-          <w:p>
-            <w:pPr>
-              <w:rPr>
-                <w:rFonts w:ascii="Consolas" w:hAnsi="Consolas"/>
-                <w:color w:val="00B050"/>
-                <w:sz w:val="18"/>
-                <w:szCs w:val="18"/>
-              </w:rPr>
-            </w:pPr>
-            <w:r>
-              <w:rPr>
-                <w:rFonts w:ascii="Consolas" w:hAnsi="Consolas"/>
-                <w:color w:val="00B050"/>
-                <w:sz w:val="18"/>
-                <w:szCs w:val="18"/>
-              </w:rPr>
-              <w:t>{%</w:t>
-            </w:r>
-            <w:r>
-              <w:rPr>
-                <w:rFonts w:ascii="Consolas" w:hAnsi="Consolas"/>
-                <w:color w:val="00B050"/>
-                <w:sz w:val="18"/>
-                <w:szCs w:val="18"/>
-              </w:rPr>
-              <w:t>p</w:t>
-            </w:r>
-            <w:r>
-              <w:rPr>
-                <w:rFonts w:ascii="Consolas" w:hAnsi="Consolas"/>
-                <w:color w:val="00B050"/>
-                <w:sz w:val="18"/>
-                <w:szCs w:val="18"/>
-              </w:rPr>
-              <w:t xml:space="preserve"> </w:t>
-            </w:r>
-            <w:proofErr w:type="spellStart"/>
-            <w:r>
-              <w:rPr>
-                <w:rFonts w:ascii="Consolas" w:hAnsi="Consolas"/>
-                <w:color w:val="00B050"/>
-                <w:sz w:val="18"/>
-                <w:szCs w:val="18"/>
-              </w:rPr>
-              <w:t>else</w:t>
-            </w:r>
-            <w:proofErr w:type="spellEnd"/>
-            <w:r>
-              <w:rPr>
-                <w:rFonts w:ascii="Consolas" w:hAnsi="Consolas"/>
-                <w:color w:val="00B050"/>
-                <w:sz w:val="18"/>
-                <w:szCs w:val="18"/>
-              </w:rPr>
-              <w:t xml:space="preserve"> %}</w:t>
+              <w:t xml:space="preserve"> else %}</w:t>
             </w:r>
           </w:p>
           <w:p>
@@ -2732,27 +1855,7 @@
                 <w:sz w:val="18"/>
                 <w:szCs w:val="18"/>
               </w:rPr>
-              <w:t xml:space="preserve">{%p </w:t>
-            </w:r>
-            <w:proofErr w:type="spellStart"/>
-            <w:r>
-              <w:rPr>
-                <w:rFonts w:ascii="Consolas" w:hAnsi="Consolas" w:cs="Arial"/>
-                <w:color w:val="00B050"/>
-                <w:sz w:val="18"/>
-                <w:szCs w:val="18"/>
-              </w:rPr>
-              <w:t>endif</w:t>
-            </w:r>
-            <w:proofErr w:type="spellEnd"/>
-            <w:r>
-              <w:rPr>
-                <w:rFonts w:ascii="Consolas" w:hAnsi="Consolas" w:cs="Arial"/>
-                <w:color w:val="00B050"/>
-                <w:sz w:val="18"/>
-                <w:szCs w:val="18"/>
-              </w:rPr>
-              <w:t xml:space="preserve"> %}</w:t>
+              <w:t>{%p endif %}</w:t>
             </w:r>
           </w:p>
         </w:tc>
@@ -2794,13 +1897,8 @@
             <w:pPr>
               <w:pStyle w:val="Platzhalter"/>
             </w:pPr>
-            <w:proofErr w:type="gramStart"/>
-            <w:r>
-              <w:t>{{ BESCHREIBUNG</w:t>
-            </w:r>
-            <w:proofErr w:type="gramEnd"/>
-            <w:r>
-              <w:t>_BAUVORHABEN }}</w:t>
+            <w:r>
+              <w:t>{{ BESCHREIBUNG_BAUVORHABEN }}</w:t>
             </w:r>
           </w:p>
         </w:tc>
@@ -2844,13 +1942,8 @@
                 <w:highlight w:val="green"/>
               </w:rPr>
             </w:pPr>
-            <w:proofErr w:type="gramStart"/>
-            <w:r>
-              <w:t>{{ ADRESSE</w:t>
-            </w:r>
-            <w:proofErr w:type="gramEnd"/>
-            <w:r>
-              <w:t xml:space="preserve"> }}</w:t>
+            <w:r>
+              <w:t>{{ ADRESSE }}</w:t>
             </w:r>
           </w:p>
         </w:tc>
@@ -2900,14 +1993,12 @@
             <w:pPr>
               <w:pStyle w:val="Platzhalter"/>
             </w:pPr>
-            <w:proofErr w:type="gramStart"/>
             <w:r>
               <w:t xml:space="preserve">{{ </w:t>
             </w:r>
             <w:r>
               <w:t>GRUNDSTUECK</w:t>
             </w:r>
-            <w:proofErr w:type="gramEnd"/>
             <w:r>
               <w:t xml:space="preserve"> }}</w:t>
             </w:r>
@@ -2951,13 +2042,8 @@
             <w:pPr>
               <w:pStyle w:val="Platzhalter"/>
             </w:pPr>
-            <w:proofErr w:type="gramStart"/>
-            <w:r>
-              <w:t>{{ NUTZUNGSPLANUNG</w:t>
-            </w:r>
-            <w:proofErr w:type="gramEnd"/>
-            <w:r>
-              <w:t>_GRUNDNUTZUNG }}</w:t>
+            <w:r>
+              <w:t>{{ NUTZUNGSPLANUNG_GRUNDNUTZUNG }}</w:t>
             </w:r>
           </w:p>
         </w:tc>
@@ -2999,13 +2085,8 @@
             <w:pPr>
               <w:pStyle w:val="Platzhalter"/>
             </w:pPr>
-            <w:proofErr w:type="gramStart"/>
-            <w:r>
-              <w:t>{{ BAUEINGABE</w:t>
-            </w:r>
-            <w:proofErr w:type="gramEnd"/>
-            <w:r>
-              <w:t>_DATUM }}</w:t>
+            <w:r>
+              <w:t>{{ BAUEINGABE_DATUM }}</w:t>
             </w:r>
           </w:p>
         </w:tc>
@@ -3061,23 +2142,13 @@
         <w:szCs w:val="16"/>
       </w:rPr>
     </w:pPr>
-    <w:proofErr w:type="gramStart"/>
     <w:r>
       <w:rPr>
         <w:rStyle w:val="PlatzhalterZchn"/>
         <w:sz w:val="16"/>
         <w:szCs w:val="16"/>
       </w:rPr>
-      <w:t>{{ LEITBEHOERDE</w:t>
-    </w:r>
-    <w:proofErr w:type="gramEnd"/>
-    <w:r>
-      <w:rPr>
-        <w:rStyle w:val="PlatzhalterZchn"/>
-        <w:sz w:val="16"/>
-        <w:szCs w:val="16"/>
-      </w:rPr>
-      <w:t>_NAME }}</w:t>
+      <w:t>{{ LEITBEHOERDE_NAME }}</w:t>
     </w:r>
     <w:r>
       <w:rPr>
@@ -3312,23 +2383,13 @@
         <w:szCs w:val="16"/>
       </w:rPr>
     </w:pPr>
-    <w:proofErr w:type="gramStart"/>
     <w:r>
       <w:rPr>
         <w:rStyle w:val="PlatzhalterZchn"/>
         <w:sz w:val="16"/>
         <w:szCs w:val="16"/>
       </w:rPr>
-      <w:t>{{ LEITBEHOERDE</w:t>
-    </w:r>
-    <w:proofErr w:type="gramEnd"/>
-    <w:r>
-      <w:rPr>
-        <w:rStyle w:val="PlatzhalterZchn"/>
-        <w:sz w:val="16"/>
-        <w:szCs w:val="16"/>
-      </w:rPr>
-      <w:t>_NAME }}</w:t>
+      <w:t>{{ LEITBEHOERDE_NAME }}</w:t>
     </w:r>
     <w:r>
       <w:rPr>
@@ -3571,27 +2632,8 @@
       <w:spacing w:before="360" w:after="120"/>
       <w:jc w:val="right"/>
     </w:pPr>
-    <w:proofErr w:type="gramStart"/>
     <w:r>
-      <w:t>{{ "</w:t>
-    </w:r>
-    <w:proofErr w:type="gramEnd"/>
-    <w:r>
-      <w:t>GEMEINDE_WAPPEN" |</w:t>
-    </w:r>
-    <w:proofErr w:type="spellStart"/>
-    <w:r>
-      <w:t>image</w:t>
-    </w:r>
-    <w:proofErr w:type="spellEnd"/>
-    <w:r>
-      <w:t xml:space="preserve">(None, </w:t>
-    </w:r>
-    <w:r>
-      <w:t>None</w:t>
-    </w:r>
-    <w:r>
-      <w:t>) }}</w:t>
+      <w:t>{{ "GEMEINDE_WAPPEN" |image(55, 25, True) }}</w:t>
     </w:r>
   </w:p>
 </w:hdr>
@@ -7990,6 +7032,7 @@
   </w:compat>
   <w:rsids>
     <w:rsidRoot w:val="00CA2CFC"/>
+    <w:rsid w:val="000C0D58"/>
     <w:rsid w:val="0010343F"/>
     <w:rsid w:val="0016730A"/>
     <w:rsid w:val="00187105"/>
